--- a/GROWING THE EFFICIENT FRONTIER ON PANEL TREES/过程记录.docx
+++ b/GROWING THE EFFICIENT FRONTIER ON PANEL TREES/过程记录.docx
@@ -3,6 +3,11 @@
 <w:document xmlns:wpc="http://schemas.microsoft.com/office/word/2010/wordprocessingCanvas" xmlns:cx="http://schemas.microsoft.com/office/drawing/2014/chartex" xmlns:cx1="http://schemas.microsoft.com/office/drawing/2015/9/8/chartex" xmlns:cx2="http://schemas.microsoft.com/office/drawing/2015/10/21/chartex" xmlns:cx3="http://schemas.microsoft.com/office/drawing/2016/5/9/chartex" xmlns:cx4="http://schemas.microsoft.com/office/drawing/2016/5/10/chartex" xmlns:cx5="http://schemas.microsoft.com/office/drawing/2016/5/11/chartex" xmlns:cx6="http://schemas.microsoft.com/office/drawing/2016/5/12/chartex" xmlns:cx7="http://schemas.microsoft.com/office/drawing/2016/5/13/chartex" xmlns:cx8="http://schemas.microsoft.com/office/drawing/2016/5/14/chartex" xmlns:mc="http://schemas.openxmlformats.org/markup-compatibility/2006" xmlns:aink="http://schemas.microsoft.com/office/drawing/2016/ink" xmlns:am3d="http://schemas.microsoft.com/office/drawing/2017/model3d" xmlns:o="urn:schemas-microsoft-com:office:office" xmlns:oel="http://schemas.microsoft.com/office/2019/extlst" xmlns:r="http://schemas.openxmlformats.org/officeDocument/2006/relationships" xmlns:m="http://schemas.openxmlformats.org/officeDocument/2006/math" xmlns:v="urn:schemas-microsoft-com:vml" xmlns:wp14="http://schemas.microsoft.com/office/word/2010/wordprocessingDrawing" xmlns:wp="http://schemas.openxmlformats.org/drawingml/2006/wordprocessingDrawing" xmlns:w10="urn:schemas-microsoft-com:office:word" xmlns:w="http://schemas.openxmlformats.org/wordprocessingml/2006/main" xmlns:w14="http://schemas.microsoft.com/office/word/2010/wordml" xmlns:w15="http://schemas.microsoft.com/office/word/2012/wordml" xmlns:w16cex="http://schemas.microsoft.com/office/word/2018/wordml/cex" xmlns:w16cid="http://schemas.microsoft.com/office/word/2016/wordml/cid" xmlns:w16="http://schemas.microsoft.com/office/word/2018/wordml" xmlns:w16du="http://schemas.microsoft.com/office/word/2023/wordml/word16du" xmlns:w16sdtdh="http://schemas.microsoft.com/office/word/2020/wordml/sdtdatahash" xmlns:w16sdtfl="http://schemas.microsoft.com/office/word/2024/wordml/sdtformatlock" xmlns:w16se="http://schemas.microsoft.com/office/word/2015/wordml/symex" xmlns:wpg="http://schemas.microsoft.com/office/word/2010/wordprocessingGroup" xmlns:wpi="http://schemas.microsoft.com/office/word/2010/wordprocessingInk" xmlns:wne="http://schemas.microsoft.com/office/word/2006/wordml" xmlns:wps="http://schemas.microsoft.com/office/word/2010/wordprocessingShape" mc:Ignorable="w14 w15 w16se w16cid w16 w16cex w16sdtdh w16sdtfl w16du wp14">
   <w:body>
     <w:p>
+      <w:pPr>
+        <w:rPr>
+          <w:rFonts w:hint="eastAsia"/>
+        </w:rPr>
+      </w:pPr>
       <w:r>
         <w:rPr>
           <w:rFonts w:hint="eastAsia"/>
@@ -45,6 +50,11 @@
       </w:pPr>
     </w:p>
     <w:p>
+      <w:pPr>
+        <w:rPr>
+          <w:rFonts w:hint="eastAsia"/>
+        </w:rPr>
+      </w:pPr>
       <w:r>
         <w:rPr>
           <w:rFonts w:hint="eastAsia"/>
@@ -53,6 +63,11 @@
       </w:r>
     </w:p>
     <w:p>
+      <w:pPr>
+        <w:rPr>
+          <w:rFonts w:hint="eastAsia"/>
+        </w:rPr>
+      </w:pPr>
       <w:r>
         <w:rPr>
           <w:rFonts w:hint="eastAsia"/>
@@ -61,6 +76,11 @@
       </w:r>
     </w:p>
     <w:p>
+      <w:pPr>
+        <w:rPr>
+          <w:rFonts w:hint="eastAsia"/>
+        </w:rPr>
+      </w:pPr>
       <w:r>
         <w:rPr>
           <w:rFonts w:hint="eastAsia"/>
@@ -69,6 +89,11 @@
       </w:r>
     </w:p>
     <w:p>
+      <w:pPr>
+        <w:rPr>
+          <w:rFonts w:hint="eastAsia"/>
+        </w:rPr>
+      </w:pPr>
       <w:r>
         <w:rPr>
           <w:rFonts w:hint="eastAsia"/>
@@ -77,6 +102,11 @@
       </w:r>
     </w:p>
     <w:p>
+      <w:pPr>
+        <w:rPr>
+          <w:rFonts w:hint="eastAsia"/>
+        </w:rPr>
+      </w:pPr>
       <w:r>
         <w:rPr>
           <w:rFonts w:hint="eastAsia"/>
@@ -85,6 +115,11 @@
       </w:r>
     </w:p>
     <w:p>
+      <w:pPr>
+        <w:rPr>
+          <w:rFonts w:hint="eastAsia"/>
+        </w:rPr>
+      </w:pPr>
       <w:r>
         <w:rPr>
           <w:rFonts w:hint="eastAsia"/>
@@ -92,170 +127,1806 @@
         <w:t>下月收益</w:t>
       </w:r>
     </w:p>
+    <w:p>
+      <w:pPr>
+        <w:rPr>
+          <w:rFonts w:hint="eastAsia"/>
+        </w:rPr>
+      </w:pPr>
+    </w:p>
+    <w:p>
+      <w:pPr>
+        <w:rPr>
+          <w:rFonts w:hint="eastAsia"/>
+        </w:rPr>
+      </w:pPr>
+      <w:r>
+        <w:rPr>
+          <w:rFonts w:hint="eastAsia"/>
+        </w:rPr>
+        <w:t>对应需要的表格：</w:t>
+      </w:r>
+    </w:p>
+    <w:p>
+      <w:pPr>
+        <w:rPr>
+          <w:rFonts w:hint="eastAsia"/>
+        </w:rPr>
+      </w:pPr>
+      <w:r>
+        <w:rPr>
+          <w:rFonts w:hint="eastAsia"/>
+        </w:rPr>
+        <w:t>对应需要的表格：</w:t>
+      </w:r>
+    </w:p>
+    <w:p>
+      <w:pPr>
+        <w:rPr>
+          <w:rFonts w:hint="eastAsia"/>
+        </w:rPr>
+      </w:pPr>
+    </w:p>
+    <w:p>
+      <w:pPr>
+        <w:rPr>
+          <w:rFonts w:hint="eastAsia"/>
+        </w:rPr>
+      </w:pPr>
+      <w:r>
+        <w:rPr>
+          <w:rFonts w:hint="eastAsia"/>
+        </w:rPr>
+        <w:t>个股月度行情</w:t>
+      </w:r>
+    </w:p>
+    <w:p>
+      <w:pPr>
+        <w:rPr>
+          <w:rFonts w:hint="eastAsia"/>
+        </w:rPr>
+      </w:pPr>
+      <w:r>
+        <w:rPr>
+          <w:rFonts w:hint="eastAsia"/>
+        </w:rPr>
+        <w:t>E:\SJTU\论文\Reproduction\GROWING THE EFFICIENT FRONTIER ON PANEL TREES\</w:t>
+      </w:r>
+      <w:proofErr w:type="spellStart"/>
+      <w:r>
+        <w:rPr>
+          <w:rFonts w:hint="eastAsia"/>
+        </w:rPr>
+        <w:t>raw_data</w:t>
+      </w:r>
+      <w:proofErr w:type="spellEnd"/>
+      <w:r>
+        <w:rPr>
+          <w:rFonts w:hint="eastAsia"/>
+        </w:rPr>
+        <w:t>\</w:t>
+      </w:r>
+      <w:proofErr w:type="spellStart"/>
+      <w:r>
+        <w:rPr>
+          <w:rFonts w:hint="eastAsia"/>
+        </w:rPr>
+        <w:t>Monthly_Stock_Price_Returns</w:t>
+      </w:r>
+      <w:proofErr w:type="spellEnd"/>
+    </w:p>
+    <w:p>
+      <w:pPr>
+        <w:rPr>
+          <w:rFonts w:hint="eastAsia"/>
+        </w:rPr>
+      </w:pPr>
+    </w:p>
+    <w:p>
+      <w:pPr>
+        <w:rPr>
+          <w:rFonts w:hint="eastAsia"/>
+        </w:rPr>
+      </w:pPr>
+      <w:r>
+        <w:rPr>
+          <w:rFonts w:hint="eastAsia"/>
+        </w:rPr>
+        <w:t>个股日度行情（按时间分批保存）</w:t>
+      </w:r>
+    </w:p>
+    <w:p>
+      <w:pPr>
+        <w:rPr>
+          <w:rFonts w:hint="eastAsia"/>
+        </w:rPr>
+      </w:pPr>
+      <w:r>
+        <w:rPr>
+          <w:rFonts w:hint="eastAsia"/>
+        </w:rPr>
+        <w:t>1990—1994：</w:t>
+      </w:r>
+    </w:p>
+    <w:p>
+      <w:pPr>
+        <w:rPr>
+          <w:rFonts w:hint="eastAsia"/>
+        </w:rPr>
+      </w:pPr>
+      <w:r>
+        <w:rPr>
+          <w:rFonts w:hint="eastAsia"/>
+        </w:rPr>
+        <w:t>E:\SJTU\论文\Reproduction\GROWING THE EFFICIENT FRONTIER ON PANEL TREES\</w:t>
+      </w:r>
+      <w:proofErr w:type="spellStart"/>
+      <w:r>
+        <w:rPr>
+          <w:rFonts w:hint="eastAsia"/>
+        </w:rPr>
+        <w:t>raw_data</w:t>
+      </w:r>
+      <w:proofErr w:type="spellEnd"/>
+      <w:r>
+        <w:rPr>
+          <w:rFonts w:hint="eastAsia"/>
+        </w:rPr>
+        <w:t>\Daily_Stock_Returns_19901219_19941231</w:t>
+      </w:r>
+    </w:p>
+    <w:p>
+      <w:pPr>
+        <w:rPr>
+          <w:rFonts w:hint="eastAsia"/>
+        </w:rPr>
+      </w:pPr>
+      <w:r>
+        <w:rPr>
+          <w:rFonts w:hint="eastAsia"/>
+        </w:rPr>
+        <w:t>1995—1999：</w:t>
+      </w:r>
+    </w:p>
+    <w:p>
+      <w:pPr>
+        <w:rPr>
+          <w:rFonts w:hint="eastAsia"/>
+        </w:rPr>
+      </w:pPr>
+      <w:r>
+        <w:rPr>
+          <w:rFonts w:hint="eastAsia"/>
+        </w:rPr>
+        <w:t>E:\SJTU\论文\Reproduction\GROWING THE EFFICIENT FRONTIER ON PANEL TREES\</w:t>
+      </w:r>
+      <w:proofErr w:type="spellStart"/>
+      <w:r>
+        <w:rPr>
+          <w:rFonts w:hint="eastAsia"/>
+        </w:rPr>
+        <w:t>raw_data</w:t>
+      </w:r>
+      <w:proofErr w:type="spellEnd"/>
+      <w:r>
+        <w:rPr>
+          <w:rFonts w:hint="eastAsia"/>
+        </w:rPr>
+        <w:t>\Daily_Stock_Returns_19950101_19991231</w:t>
+      </w:r>
+    </w:p>
+    <w:p>
+      <w:pPr>
+        <w:rPr>
+          <w:rFonts w:hint="eastAsia"/>
+        </w:rPr>
+      </w:pPr>
+      <w:r>
+        <w:rPr>
+          <w:rFonts w:hint="eastAsia"/>
+        </w:rPr>
+        <w:t>2000—2004：</w:t>
+      </w:r>
+    </w:p>
+    <w:p>
+      <w:pPr>
+        <w:rPr>
+          <w:rFonts w:hint="eastAsia"/>
+        </w:rPr>
+      </w:pPr>
+      <w:r>
+        <w:rPr>
+          <w:rFonts w:hint="eastAsia"/>
+        </w:rPr>
+        <w:t>E:\SJTU\论文\Reproduction\GROWING THE EFFICIENT FRONTIER ON PANEL TREES\</w:t>
+      </w:r>
+      <w:proofErr w:type="spellStart"/>
+      <w:r>
+        <w:rPr>
+          <w:rFonts w:hint="eastAsia"/>
+        </w:rPr>
+        <w:t>raw_data</w:t>
+      </w:r>
+      <w:proofErr w:type="spellEnd"/>
+      <w:r>
+        <w:rPr>
+          <w:rFonts w:hint="eastAsia"/>
+        </w:rPr>
+        <w:t>\Daily_Stock_Returns_20000101_20041231</w:t>
+      </w:r>
+    </w:p>
+    <w:p>
+      <w:pPr>
+        <w:rPr>
+          <w:rFonts w:hint="eastAsia"/>
+        </w:rPr>
+      </w:pPr>
+      <w:r>
+        <w:rPr>
+          <w:rFonts w:hint="eastAsia"/>
+        </w:rPr>
+        <w:t>2005—2009：</w:t>
+      </w:r>
+    </w:p>
+    <w:p>
+      <w:pPr>
+        <w:rPr>
+          <w:rFonts w:hint="eastAsia"/>
+        </w:rPr>
+      </w:pPr>
+      <w:r>
+        <w:rPr>
+          <w:rFonts w:hint="eastAsia"/>
+        </w:rPr>
+        <w:lastRenderedPageBreak/>
+        <w:t>E:\SJTU\论文\Reproduction\GROWING THE EFFICIENT FRONTIER ON PANEL TREES\</w:t>
+      </w:r>
+      <w:proofErr w:type="spellStart"/>
+      <w:r>
+        <w:rPr>
+          <w:rFonts w:hint="eastAsia"/>
+        </w:rPr>
+        <w:t>raw_data</w:t>
+      </w:r>
+      <w:proofErr w:type="spellEnd"/>
+      <w:r>
+        <w:rPr>
+          <w:rFonts w:hint="eastAsia"/>
+        </w:rPr>
+        <w:t>\Daily_Stock_Returns_20050101_20091231</w:t>
+      </w:r>
+    </w:p>
+    <w:p>
+      <w:pPr>
+        <w:rPr>
+          <w:rFonts w:hint="eastAsia"/>
+        </w:rPr>
+      </w:pPr>
+      <w:r>
+        <w:rPr>
+          <w:rFonts w:hint="eastAsia"/>
+        </w:rPr>
+        <w:t>2010—2014：</w:t>
+      </w:r>
+    </w:p>
+    <w:p>
+      <w:pPr>
+        <w:rPr>
+          <w:rFonts w:hint="eastAsia"/>
+        </w:rPr>
+      </w:pPr>
+      <w:r>
+        <w:rPr>
+          <w:rFonts w:hint="eastAsia"/>
+        </w:rPr>
+        <w:t>E:\SJTU\论文\Reproduction\GROWING THE EFFICIENT FRONTIER ON PANEL TREES\</w:t>
+      </w:r>
+      <w:proofErr w:type="spellStart"/>
+      <w:r>
+        <w:rPr>
+          <w:rFonts w:hint="eastAsia"/>
+        </w:rPr>
+        <w:t>raw_data</w:t>
+      </w:r>
+      <w:proofErr w:type="spellEnd"/>
+      <w:r>
+        <w:rPr>
+          <w:rFonts w:hint="eastAsia"/>
+        </w:rPr>
+        <w:t>\Daily_Stock_Returns_20100101_20141231</w:t>
+      </w:r>
+    </w:p>
+    <w:p>
+      <w:pPr>
+        <w:rPr>
+          <w:rFonts w:hint="eastAsia"/>
+        </w:rPr>
+      </w:pPr>
+      <w:r>
+        <w:rPr>
+          <w:rFonts w:hint="eastAsia"/>
+        </w:rPr>
+        <w:t>2015—2019：</w:t>
+      </w:r>
+    </w:p>
+    <w:p>
+      <w:pPr>
+        <w:rPr>
+          <w:rFonts w:hint="eastAsia"/>
+        </w:rPr>
+      </w:pPr>
+      <w:r>
+        <w:rPr>
+          <w:rFonts w:hint="eastAsia"/>
+        </w:rPr>
+        <w:t>E:\SJTU\论文\Reproduction\GROWING THE EFFICIENT FRONTIER ON PANEL TREES\</w:t>
+      </w:r>
+      <w:proofErr w:type="spellStart"/>
+      <w:r>
+        <w:rPr>
+          <w:rFonts w:hint="eastAsia"/>
+        </w:rPr>
+        <w:t>raw_data</w:t>
+      </w:r>
+      <w:proofErr w:type="spellEnd"/>
+      <w:r>
+        <w:rPr>
+          <w:rFonts w:hint="eastAsia"/>
+        </w:rPr>
+        <w:t>\Daily_Stock_Returns_20150101_20191231</w:t>
+      </w:r>
+    </w:p>
+    <w:p>
+      <w:pPr>
+        <w:rPr>
+          <w:rFonts w:hint="eastAsia"/>
+        </w:rPr>
+      </w:pPr>
+      <w:r>
+        <w:rPr>
+          <w:rFonts w:hint="eastAsia"/>
+        </w:rPr>
+        <w:t>2020：</w:t>
+      </w:r>
+    </w:p>
+    <w:p>
+      <w:pPr>
+        <w:rPr>
+          <w:rFonts w:hint="eastAsia"/>
+        </w:rPr>
+      </w:pPr>
+      <w:r>
+        <w:rPr>
+          <w:rFonts w:hint="eastAsia"/>
+        </w:rPr>
+        <w:t>E:\SJTU\论文\Reproduction\GROWING THE EFFICIENT FRONTIER ON PANEL TREES\</w:t>
+      </w:r>
+      <w:proofErr w:type="spellStart"/>
+      <w:r>
+        <w:rPr>
+          <w:rFonts w:hint="eastAsia"/>
+        </w:rPr>
+        <w:t>raw_data</w:t>
+      </w:r>
+      <w:proofErr w:type="spellEnd"/>
+      <w:r>
+        <w:rPr>
+          <w:rFonts w:hint="eastAsia"/>
+        </w:rPr>
+        <w:t>\Daily_Stock_Returns_20200101_20201231</w:t>
+      </w:r>
+    </w:p>
+    <w:p>
+      <w:pPr>
+        <w:rPr>
+          <w:rFonts w:hint="eastAsia"/>
+        </w:rPr>
+      </w:pPr>
+      <w:r>
+        <w:rPr>
+          <w:rFonts w:hint="eastAsia"/>
+        </w:rPr>
+        <w:t>2021-01-01至2021-10-28：</w:t>
+      </w:r>
+    </w:p>
+    <w:p>
+      <w:r>
+        <w:t>E:\SJTU\论文\Reproduction\GROWING THE EFFICIENT FRONTIER ON PANEL TREES\</w:t>
+      </w:r>
+      <w:proofErr w:type="spellStart"/>
+      <w:r>
+        <w:t>raw_data</w:t>
+      </w:r>
+      <w:proofErr w:type="spellEnd"/>
+      <w:r>
+        <w:t>\Daily_Stock_Returns_20210101_20211028</w:t>
+      </w:r>
+    </w:p>
+    <w:p>
+      <w:pPr>
+        <w:rPr>
+          <w:rFonts w:hint="eastAsia"/>
+        </w:rPr>
+      </w:pPr>
+      <w:r>
+        <w:rPr>
+          <w:rFonts w:hint="eastAsia"/>
+        </w:rPr>
+        <w:t>2021-10-29至2026-10-28：</w:t>
+      </w:r>
+    </w:p>
+    <w:p>
+      <w:pPr>
+        <w:rPr>
+          <w:rFonts w:hint="eastAsia"/>
+        </w:rPr>
+      </w:pPr>
+      <w:r>
+        <w:rPr>
+          <w:rFonts w:hint="eastAsia"/>
+        </w:rPr>
+        <w:t>E:\SJTU\论文\Reproduction\GROWING THE EFFICIENT FRONTIER ON PANEL TREES\</w:t>
+      </w:r>
+      <w:proofErr w:type="spellStart"/>
+      <w:r>
+        <w:rPr>
+          <w:rFonts w:hint="eastAsia"/>
+        </w:rPr>
+        <w:t>raw_data</w:t>
+      </w:r>
+      <w:proofErr w:type="spellEnd"/>
+      <w:r>
+        <w:rPr>
+          <w:rFonts w:hint="eastAsia"/>
+        </w:rPr>
+        <w:t>\Daily_Stock_Returns_20211029_20261028</w:t>
+      </w:r>
+    </w:p>
+    <w:p>
+      <w:pPr>
+        <w:rPr>
+          <w:rFonts w:hint="eastAsia"/>
+        </w:rPr>
+      </w:pPr>
+    </w:p>
+    <w:p>
+      <w:pPr>
+        <w:rPr>
+          <w:rFonts w:hint="eastAsia"/>
+        </w:rPr>
+      </w:pPr>
+      <w:r>
+        <w:rPr>
+          <w:rFonts w:hint="eastAsia"/>
+        </w:rPr>
+        <w:t>资产负债表</w:t>
+      </w:r>
+    </w:p>
+    <w:p>
+      <w:pPr>
+        <w:rPr>
+          <w:rFonts w:hint="eastAsia"/>
+        </w:rPr>
+      </w:pPr>
+      <w:r>
+        <w:rPr>
+          <w:rFonts w:hint="eastAsia"/>
+        </w:rPr>
+        <w:t>E:\SJTU\论文\Reproduction\GROWING THE EFFICIENT FRONTIER ON PANEL TREES\</w:t>
+      </w:r>
+      <w:proofErr w:type="spellStart"/>
+      <w:r>
+        <w:rPr>
+          <w:rFonts w:hint="eastAsia"/>
+        </w:rPr>
+        <w:t>raw_data</w:t>
+      </w:r>
+      <w:proofErr w:type="spellEnd"/>
+      <w:r>
+        <w:rPr>
+          <w:rFonts w:hint="eastAsia"/>
+        </w:rPr>
+        <w:t>\Balance Sheet170815582</w:t>
+      </w:r>
+    </w:p>
+    <w:p>
+      <w:pPr>
+        <w:rPr>
+          <w:rFonts w:hint="eastAsia"/>
+        </w:rPr>
+      </w:pPr>
+    </w:p>
+    <w:p>
+      <w:pPr>
+        <w:rPr>
+          <w:rFonts w:hint="eastAsia"/>
+        </w:rPr>
+      </w:pPr>
+      <w:r>
+        <w:rPr>
+          <w:rFonts w:hint="eastAsia"/>
+        </w:rPr>
+        <w:t>利润表</w:t>
+      </w:r>
+    </w:p>
+    <w:p>
+      <w:pPr>
+        <w:rPr>
+          <w:rFonts w:hint="eastAsia"/>
+        </w:rPr>
+      </w:pPr>
+      <w:r>
+        <w:rPr>
+          <w:rFonts w:hint="eastAsia"/>
+        </w:rPr>
+        <w:t>E:\SJTU\论文\Reproduction\GROWING THE EFFICIENT FRONTIER ON PANEL TREES\</w:t>
+      </w:r>
+      <w:proofErr w:type="spellStart"/>
+      <w:r>
+        <w:rPr>
+          <w:rFonts w:hint="eastAsia"/>
+        </w:rPr>
+        <w:t>raw_data</w:t>
+      </w:r>
+      <w:proofErr w:type="spellEnd"/>
+      <w:r>
+        <w:rPr>
+          <w:rFonts w:hint="eastAsia"/>
+        </w:rPr>
+        <w:t>\Income Statement171017212</w:t>
+      </w:r>
+    </w:p>
+    <w:p>
+      <w:pPr>
+        <w:rPr>
+          <w:rFonts w:hint="eastAsia"/>
+        </w:rPr>
+      </w:pPr>
+    </w:p>
+    <w:p>
+      <w:pPr>
+        <w:rPr>
+          <w:rFonts w:hint="eastAsia"/>
+        </w:rPr>
+      </w:pPr>
+      <w:r>
+        <w:rPr>
+          <w:rFonts w:hint="eastAsia"/>
+        </w:rPr>
+        <w:t>现金流量表（直接法）</w:t>
+      </w:r>
+    </w:p>
+    <w:p>
+      <w:pPr>
+        <w:rPr>
+          <w:rFonts w:hint="eastAsia"/>
+        </w:rPr>
+      </w:pPr>
+      <w:r>
+        <w:rPr>
+          <w:rFonts w:hint="eastAsia"/>
+        </w:rPr>
+        <w:t>E:\SJTU\论文\Reproduction\GROWING THE EFFICIENT FRONTIER ON PANEL TREES\</w:t>
+      </w:r>
+      <w:proofErr w:type="spellStart"/>
+      <w:r>
+        <w:rPr>
+          <w:rFonts w:hint="eastAsia"/>
+        </w:rPr>
+        <w:t>raw_data</w:t>
+      </w:r>
+      <w:proofErr w:type="spellEnd"/>
+      <w:r>
+        <w:rPr>
+          <w:rFonts w:hint="eastAsia"/>
+        </w:rPr>
+        <w:t>\Statement of Cash Flow (Direct Method)171321146</w:t>
+      </w:r>
+    </w:p>
+    <w:p>
+      <w:pPr>
+        <w:rPr>
+          <w:rFonts w:hint="eastAsia"/>
+        </w:rPr>
+      </w:pPr>
+    </w:p>
+    <w:p>
+      <w:pPr>
+        <w:rPr>
+          <w:rFonts w:hint="eastAsia"/>
+        </w:rPr>
+      </w:pPr>
+      <w:r>
+        <w:rPr>
+          <w:rFonts w:hint="eastAsia"/>
+        </w:rPr>
+        <w:t>财报披露日期以及版本信息</w:t>
+      </w:r>
+    </w:p>
+    <w:p>
+      <w:pPr>
+        <w:rPr>
+          <w:rFonts w:hint="eastAsia"/>
+        </w:rPr>
+      </w:pPr>
+      <w:r>
+        <w:rPr>
+          <w:rFonts w:hint="eastAsia"/>
+        </w:rPr>
+        <w:t>E:\SJTU\论文\Reproduction\GROWING THE EFFICIENT FRONTIER ON PANEL TREES\</w:t>
+      </w:r>
+      <w:proofErr w:type="spellStart"/>
+      <w:r>
+        <w:rPr>
+          <w:rFonts w:hint="eastAsia"/>
+        </w:rPr>
+        <w:t>raw_data</w:t>
+      </w:r>
+      <w:proofErr w:type="spellEnd"/>
+      <w:r>
+        <w:rPr>
+          <w:rFonts w:hint="eastAsia"/>
+        </w:rPr>
+        <w:t>\财报披露情况</w:t>
+      </w:r>
+    </w:p>
+    <w:p>
+      <w:pPr>
+        <w:rPr>
+          <w:rFonts w:hint="eastAsia"/>
+        </w:rPr>
+      </w:pPr>
+      <w:r>
+        <w:rPr>
+          <w:rFonts w:hint="eastAsia"/>
+        </w:rPr>
+        <w:t>说明：IAR_Rept.csv中的</w:t>
+      </w:r>
+      <w:proofErr w:type="spellStart"/>
+      <w:r>
+        <w:rPr>
+          <w:rFonts w:hint="eastAsia"/>
+        </w:rPr>
+        <w:t>Annodt</w:t>
+      </w:r>
+      <w:proofErr w:type="spellEnd"/>
+      <w:r>
+        <w:rPr>
+          <w:rFonts w:hint="eastAsia"/>
+        </w:rPr>
+        <w:t>为报告公布日期；该表不能直接视为完整的历史财报版本库。财务报表中的</w:t>
+      </w:r>
+      <w:proofErr w:type="spellStart"/>
+      <w:r>
+        <w:rPr>
+          <w:rFonts w:hint="eastAsia"/>
+        </w:rPr>
+        <w:t>DeclareDate</w:t>
+      </w:r>
+      <w:proofErr w:type="spellEnd"/>
+      <w:r>
+        <w:rPr>
+          <w:rFonts w:hint="eastAsia"/>
+        </w:rPr>
+        <w:t>为会计差错更正公告日，不能代替原始披露日。</w:t>
+      </w:r>
+    </w:p>
+    <w:p>
+      <w:pPr>
+        <w:rPr>
+          <w:rFonts w:hint="eastAsia"/>
+        </w:rPr>
+      </w:pPr>
+    </w:p>
+    <w:p>
+      <w:pPr>
+        <w:rPr>
+          <w:rFonts w:hint="eastAsia"/>
+        </w:rPr>
+      </w:pPr>
+      <w:r>
+        <w:rPr>
+          <w:rFonts w:hint="eastAsia"/>
+        </w:rPr>
+        <w:t>公司基本信息与历史状态</w:t>
+      </w:r>
+    </w:p>
+    <w:p>
+      <w:pPr>
+        <w:rPr>
+          <w:rFonts w:hint="eastAsia"/>
+        </w:rPr>
+      </w:pPr>
+      <w:r>
+        <w:rPr>
+          <w:rFonts w:hint="eastAsia"/>
+        </w:rPr>
+        <w:t>E:\SJTU\论文\Reproduction\GROWING THE EFFICIENT FRONTIER ON PANEL TREES\</w:t>
+      </w:r>
+      <w:proofErr w:type="spellStart"/>
+      <w:r>
+        <w:rPr>
+          <w:rFonts w:hint="eastAsia"/>
+        </w:rPr>
+        <w:t>raw_data</w:t>
+      </w:r>
+      <w:proofErr w:type="spellEnd"/>
+      <w:r>
+        <w:rPr>
+          <w:rFonts w:hint="eastAsia"/>
+        </w:rPr>
+        <w:t>\</w:t>
+      </w:r>
+      <w:proofErr w:type="spellStart"/>
+      <w:r>
+        <w:rPr>
+          <w:rFonts w:hint="eastAsia"/>
+        </w:rPr>
+        <w:t>Company_File</w:t>
+      </w:r>
+      <w:proofErr w:type="spellEnd"/>
+    </w:p>
+    <w:p>
+      <w:pPr>
+        <w:rPr>
+          <w:rFonts w:hint="eastAsia"/>
+        </w:rPr>
+      </w:pPr>
+      <w:r>
+        <w:rPr>
+          <w:rFonts w:hint="eastAsia"/>
+        </w:rPr>
+        <w:t>说明：公司文件主要提供当前基本信息；历史ST及其他交易状态使用个股日度行情中的</w:t>
+      </w:r>
+      <w:proofErr w:type="spellStart"/>
+      <w:r>
+        <w:rPr>
+          <w:rFonts w:hint="eastAsia"/>
+        </w:rPr>
+        <w:t>Trdsta</w:t>
+      </w:r>
+      <w:proofErr w:type="spellEnd"/>
+      <w:r>
+        <w:rPr>
+          <w:rFonts w:hint="eastAsia"/>
+        </w:rPr>
+        <w:t>字段识别。</w:t>
+      </w:r>
+    </w:p>
+    <w:p>
+      <w:pPr>
+        <w:rPr>
+          <w:rFonts w:hint="eastAsia"/>
+        </w:rPr>
+      </w:pPr>
+    </w:p>
+    <w:p>
+      <w:pPr>
+        <w:rPr>
+          <w:rFonts w:hint="eastAsia"/>
+        </w:rPr>
+      </w:pPr>
+      <w:r>
+        <w:rPr>
+          <w:rFonts w:hint="eastAsia"/>
+        </w:rPr>
+        <w:t>历史行业分类</w:t>
+      </w:r>
+    </w:p>
+    <w:p>
+      <w:pPr>
+        <w:rPr>
+          <w:rFonts w:hint="eastAsia"/>
+        </w:rPr>
+      </w:pPr>
+      <w:r>
+        <w:rPr>
+          <w:rFonts w:hint="eastAsia"/>
+        </w:rPr>
+        <w:t>尚未单独下载。公司文件中的当前行业不能直接代替历史行业；核心特征方案暂不使用行业调整类特征。</w:t>
+      </w:r>
+    </w:p>
+    <w:p>
+      <w:pPr>
+        <w:rPr>
+          <w:rFonts w:hint="eastAsia"/>
+        </w:rPr>
+      </w:pPr>
+    </w:p>
+    <w:p>
+      <w:pPr>
+        <w:rPr>
+          <w:rFonts w:hint="eastAsia"/>
+        </w:rPr>
+      </w:pPr>
+      <w:r>
+        <w:rPr>
+          <w:rFonts w:hint="eastAsia"/>
+        </w:rPr>
+        <w:t>股本变动与分红</w:t>
+      </w:r>
+    </w:p>
+    <w:p>
+      <w:pPr>
+        <w:rPr>
+          <w:rFonts w:hint="eastAsia"/>
+        </w:rPr>
+      </w:pPr>
+      <w:r>
+        <w:rPr>
+          <w:rFonts w:hint="eastAsia"/>
+        </w:rPr>
+        <w:t>尚未单独下载。月度行情已有含分红再投资收益率和不含分红再投资收益率；市值与价格可用于推算股份数量，但需统一单位。严格的净股权发行、拆股调整和股息率构造仍需进一步核对。</w:t>
+      </w:r>
+    </w:p>
+    <w:p>
+      <w:pPr>
+        <w:rPr>
+          <w:rFonts w:hint="eastAsia"/>
+        </w:rPr>
+      </w:pPr>
+    </w:p>
+    <w:p>
+      <w:pPr>
+        <w:rPr>
+          <w:rFonts w:hint="eastAsia"/>
+        </w:rPr>
+      </w:pPr>
+      <w:r>
+        <w:rPr>
+          <w:rFonts w:hint="eastAsia"/>
+        </w:rPr>
+        <w:t>无风险利率</w:t>
+      </w:r>
+    </w:p>
+    <w:p>
+      <w:pPr>
+        <w:rPr>
+          <w:rFonts w:hint="eastAsia"/>
+        </w:rPr>
+      </w:pPr>
+      <w:r>
+        <w:rPr>
+          <w:rFonts w:hint="eastAsia"/>
+        </w:rPr>
+        <w:t>E:\SJTU\论文\Reproduction\GROWING THE EFFICIENT FRONTIER ON PANEL TREES\</w:t>
+      </w:r>
+      <w:proofErr w:type="spellStart"/>
+      <w:r>
+        <w:rPr>
+          <w:rFonts w:hint="eastAsia"/>
+        </w:rPr>
+        <w:t>raw_data</w:t>
+      </w:r>
+      <w:proofErr w:type="spellEnd"/>
+      <w:r>
+        <w:rPr>
+          <w:rFonts w:hint="eastAsia"/>
+        </w:rPr>
+        <w:t>\</w:t>
+      </w:r>
+      <w:proofErr w:type="spellStart"/>
+      <w:r>
+        <w:rPr>
+          <w:rFonts w:hint="eastAsia"/>
+        </w:rPr>
+        <w:t>Risk_Free_Rate</w:t>
+      </w:r>
+      <w:proofErr w:type="spellEnd"/>
+    </w:p>
+    <w:p>
+      <w:pPr>
+        <w:rPr>
+          <w:rFonts w:hint="eastAsia"/>
+        </w:rPr>
+      </w:pPr>
+      <w:r>
+        <w:rPr>
+          <w:rFonts w:hint="eastAsia"/>
+        </w:rPr>
+        <w:t>说明：当前表采用一年期定期存款基准，利率单位为百分数；与因子数据配合使用时需统一无风险利率口径。</w:t>
+      </w:r>
+    </w:p>
+    <w:p>
+      <w:pPr>
+        <w:rPr>
+          <w:rFonts w:hint="eastAsia"/>
+        </w:rPr>
+      </w:pPr>
+    </w:p>
+    <w:p>
+      <w:pPr>
+        <w:rPr>
+          <w:rFonts w:hint="eastAsia"/>
+        </w:rPr>
+      </w:pPr>
+      <w:r>
+        <w:rPr>
+          <w:rFonts w:hint="eastAsia"/>
+        </w:rPr>
+        <w:t>市场收益率及交易日历</w:t>
+      </w:r>
+    </w:p>
+    <w:p>
+      <w:pPr>
+        <w:rPr>
+          <w:rFonts w:hint="eastAsia"/>
+        </w:rPr>
+      </w:pPr>
+      <w:r>
+        <w:rPr>
+          <w:rFonts w:hint="eastAsia"/>
+        </w:rPr>
+        <w:lastRenderedPageBreak/>
+        <w:t>尚未单独下载。日三因子数据可提供市场风险溢价及日期参考；市场风险溢价不等于市场原始收益率，不能直接混用。</w:t>
+      </w:r>
+    </w:p>
+    <w:p>
+      <w:pPr>
+        <w:rPr>
+          <w:rFonts w:hint="eastAsia"/>
+        </w:rPr>
+      </w:pPr>
+    </w:p>
+    <w:p>
+      <w:pPr>
+        <w:rPr>
+          <w:rFonts w:hint="eastAsia"/>
+        </w:rPr>
+      </w:pPr>
+      <w:r>
+        <w:rPr>
+          <w:rFonts w:hint="eastAsia"/>
+        </w:rPr>
+        <w:t>基准因子收益</w:t>
+      </w:r>
+    </w:p>
+    <w:p>
+      <w:pPr>
+        <w:rPr>
+          <w:rFonts w:hint="eastAsia"/>
+        </w:rPr>
+      </w:pPr>
+      <w:r>
+        <w:rPr>
+          <w:rFonts w:hint="eastAsia"/>
+        </w:rPr>
+        <w:t>日度三因子：</w:t>
+      </w:r>
+    </w:p>
+    <w:p>
+      <w:pPr>
+        <w:rPr>
+          <w:rFonts w:hint="eastAsia"/>
+        </w:rPr>
+      </w:pPr>
+      <w:r>
+        <w:rPr>
+          <w:rFonts w:hint="eastAsia"/>
+        </w:rPr>
+        <w:t>E:\SJTU\论文\Reproduction\GROWING THE EFFICIENT FRONTIER ON PANEL TREES\</w:t>
+      </w:r>
+      <w:proofErr w:type="spellStart"/>
+      <w:r>
+        <w:rPr>
+          <w:rFonts w:hint="eastAsia"/>
+        </w:rPr>
+        <w:t>raw_data</w:t>
+      </w:r>
+      <w:proofErr w:type="spellEnd"/>
+      <w:r>
+        <w:rPr>
+          <w:rFonts w:hint="eastAsia"/>
+        </w:rPr>
+        <w:t>\Fama_French_3_Factors_Daily</w:t>
+      </w:r>
+    </w:p>
+    <w:p>
+      <w:pPr>
+        <w:rPr>
+          <w:rFonts w:hint="eastAsia"/>
+        </w:rPr>
+      </w:pPr>
+      <w:r>
+        <w:rPr>
+          <w:rFonts w:hint="eastAsia"/>
+        </w:rPr>
+        <w:t>月度五因子：</w:t>
+      </w:r>
+    </w:p>
+    <w:p>
+      <w:r>
+        <w:rPr>
+          <w:rFonts w:hint="eastAsia"/>
+        </w:rPr>
+        <w:t>E:\SJTU\论文\Reproduction\GROWING THE EFFICIENT FRONTIER ON PANEL TREES\</w:t>
+      </w:r>
+      <w:proofErr w:type="spellStart"/>
+      <w:r>
+        <w:rPr>
+          <w:rFonts w:hint="eastAsia"/>
+        </w:rPr>
+        <w:t>raw_data</w:t>
+      </w:r>
+      <w:proofErr w:type="spellEnd"/>
+      <w:r>
+        <w:rPr>
+          <w:rFonts w:hint="eastAsia"/>
+        </w:rPr>
+        <w:t>\Fama_French_5_Factors_Monthly</w:t>
+      </w:r>
+    </w:p>
     <w:p/>
     <w:p>
-      <w:r>
-        <w:rPr>
-          <w:rFonts w:hint="eastAsia"/>
-        </w:rPr>
-        <w:t>对应需要的表格：</w:t>
-      </w:r>
-    </w:p>
-    <w:p>
-      <w:r>
-        <w:rPr>
-          <w:rFonts w:hint="eastAsia"/>
-        </w:rPr>
-        <w:t>个股月度行情</w:t>
-      </w:r>
-      <w:r>
-        <w:rPr>
-          <w:rFonts w:hint="eastAsia"/>
-        </w:rPr>
-        <w:t xml:space="preserve"> </w:t>
-      </w:r>
-      <w:r>
-        <w:t>E:\SJTU\论文\Reproduction\GROWING THE EFFICIENT FRONTIER ON PANEL TREES\</w:t>
-      </w:r>
-      <w:proofErr w:type="spellStart"/>
-      <w:r>
-        <w:t>raw_data</w:t>
-      </w:r>
-      <w:proofErr w:type="spellEnd"/>
-      <w:r>
-        <w:t>\</w:t>
-      </w:r>
-      <w:proofErr w:type="spellStart"/>
-      <w:r>
-        <w:t>Monthly_Stock_Price_Returns</w:t>
-      </w:r>
-      <w:proofErr w:type="spellEnd"/>
-    </w:p>
-    <w:p>
-      <w:r>
-        <w:rPr>
-          <w:rFonts w:hint="eastAsia"/>
-        </w:rPr>
-        <w:t>个股日度行情</w:t>
-      </w:r>
-    </w:p>
-    <w:p>
-      <w:r>
-        <w:rPr>
-          <w:rFonts w:hint="eastAsia"/>
-        </w:rPr>
-        <w:t>资产负债表</w:t>
-      </w:r>
-      <w:r>
-        <w:t>E:\SJTU\论文\Reproduction\GROWING THE EFFICIENT FRONTIER ON PANEL TREES\</w:t>
-      </w:r>
-      <w:proofErr w:type="spellStart"/>
-      <w:r>
-        <w:t>raw_data</w:t>
-      </w:r>
-      <w:proofErr w:type="spellEnd"/>
-      <w:r>
-        <w:t>\Balance Sheet170815582</w:t>
-      </w:r>
-    </w:p>
-    <w:p>
-      <w:r>
-        <w:rPr>
-          <w:rFonts w:hint="eastAsia"/>
-        </w:rPr>
-        <w:t>利润表</w:t>
-      </w:r>
-      <w:r>
-        <w:t>E:\SJTU\论文\Reproduction\GROWING THE EFFICIENT FRONTIER ON PANEL TREES\</w:t>
-      </w:r>
-      <w:proofErr w:type="spellStart"/>
-      <w:r>
-        <w:t>raw_data</w:t>
-      </w:r>
-      <w:proofErr w:type="spellEnd"/>
-      <w:r>
-        <w:t>\Income Statement171017212</w:t>
-      </w:r>
-    </w:p>
-    <w:p>
-      <w:r>
-        <w:rPr>
-          <w:rFonts w:hint="eastAsia"/>
-        </w:rPr>
-        <w:t>现金流量表</w:t>
-      </w:r>
-      <w:r>
-        <w:t>E:\SJTU\论文\Reproduction\GROWING THE EFFICIENT FRONTIER ON PANEL TREES\</w:t>
-      </w:r>
-      <w:proofErr w:type="spellStart"/>
-      <w:r>
-        <w:t>raw_data</w:t>
-      </w:r>
-      <w:proofErr w:type="spellEnd"/>
-      <w:r>
-        <w:t>\Statement of Cash Flow (Direct Method)171321146</w:t>
-      </w:r>
-    </w:p>
-    <w:p>
-      <w:r>
-        <w:rPr>
-          <w:rFonts w:hint="eastAsia"/>
-        </w:rPr>
-        <w:t>财报披露日期以及版本信息</w:t>
-      </w:r>
-    </w:p>
-    <w:p>
-      <w:r>
-        <w:rPr>
-          <w:rFonts w:hint="eastAsia"/>
-        </w:rPr>
-        <w:t>公司基本信息与历史状态</w:t>
-      </w:r>
-    </w:p>
-    <w:p>
-      <w:r>
-        <w:rPr>
-          <w:rFonts w:hint="eastAsia"/>
-        </w:rPr>
-        <w:t>历史行业分类</w:t>
-      </w:r>
-    </w:p>
-    <w:p>
-      <w:r>
-        <w:rPr>
-          <w:rFonts w:hint="eastAsia"/>
-        </w:rPr>
-        <w:t>股本变动与分红</w:t>
-      </w:r>
-    </w:p>
-    <w:p>
-      <w:r>
-        <w:rPr>
-          <w:rFonts w:hint="eastAsia"/>
-        </w:rPr>
-        <w:t>无风险利率</w:t>
-      </w:r>
-    </w:p>
-    <w:p>
-      <w:r>
-        <w:rPr>
-          <w:rFonts w:hint="eastAsia"/>
-        </w:rPr>
-        <w:t>市场收益率及交易日历</w:t>
-      </w:r>
-    </w:p>
-    <w:p>
-      <w:pPr>
-        <w:rPr>
-          <w:rFonts w:hint="eastAsia"/>
-        </w:rPr>
-      </w:pPr>
-      <w:r>
-        <w:rPr>
-          <w:rFonts w:hint="eastAsia"/>
-        </w:rPr>
-        <w:t>基准因子收益</w:t>
-      </w:r>
+      <w:pPr>
+        <w:rPr>
+          <w:rFonts w:hint="eastAsia"/>
+          <w:b/>
+          <w:bCs/>
+        </w:rPr>
+      </w:pPr>
+      <w:r>
+        <w:rPr>
+          <w:rFonts w:hint="eastAsia"/>
+          <w:b/>
+          <w:bCs/>
+        </w:rPr>
+        <w:t>现有数据可支持构造的主要特征</w:t>
+      </w:r>
+    </w:p>
+    <w:p>
+      <w:pPr>
+        <w:rPr>
+          <w:rFonts w:hint="eastAsia"/>
+        </w:rPr>
+      </w:pPr>
+    </w:p>
+    <w:p>
+      <w:pPr>
+        <w:rPr>
+          <w:rFonts w:hint="eastAsia"/>
+        </w:rPr>
+      </w:pPr>
+      <w:r>
+        <w:rPr>
+          <w:rFonts w:hint="eastAsia"/>
+        </w:rPr>
+        <w:t>按现有原始字段保守清点，核心方案包含40项特征，约占原文61项的65.6%。这里的“可构造”表示具备主要原始数据，不代表已经完成特征计算、缺失率检验或严格原文口径验证。</w:t>
+      </w:r>
+    </w:p>
+    <w:p>
+      <w:pPr>
+        <w:rPr>
+          <w:rFonts w:hint="eastAsia"/>
+        </w:rPr>
+      </w:pPr>
+    </w:p>
+    <w:p>
+      <w:pPr>
+        <w:rPr>
+          <w:rFonts w:hint="eastAsia"/>
+        </w:rPr>
+      </w:pPr>
+      <w:r>
+        <w:rPr>
+          <w:rFonts w:hint="eastAsia"/>
+        </w:rPr>
+        <w:t>一、规模与价值类：8项</w:t>
+      </w:r>
+    </w:p>
+    <w:p>
+      <w:pPr>
+        <w:rPr>
+          <w:rFonts w:hint="eastAsia"/>
+        </w:rPr>
+      </w:pPr>
+      <w:r>
+        <w:rPr>
+          <w:rFonts w:hint="eastAsia"/>
+        </w:rPr>
+        <w:t>ME：股票市值</w:t>
+      </w:r>
+    </w:p>
+    <w:p>
+      <w:pPr>
+        <w:rPr>
+          <w:rFonts w:hint="eastAsia"/>
+        </w:rPr>
+      </w:pPr>
+      <w:r>
+        <w:rPr>
+          <w:rFonts w:hint="eastAsia"/>
+        </w:rPr>
+        <w:t>BM：账面市值比</w:t>
+      </w:r>
+    </w:p>
+    <w:p>
+      <w:pPr>
+        <w:rPr>
+          <w:rFonts w:hint="eastAsia"/>
+        </w:rPr>
+      </w:pPr>
+      <w:r>
+        <w:rPr>
+          <w:rFonts w:hint="eastAsia"/>
+        </w:rPr>
+        <w:t>CASH：现金持有</w:t>
+      </w:r>
+    </w:p>
+    <w:p>
+      <w:pPr>
+        <w:rPr>
+          <w:rFonts w:hint="eastAsia"/>
+        </w:rPr>
+      </w:pPr>
+      <w:r>
+        <w:rPr>
+          <w:rFonts w:hint="eastAsia"/>
+        </w:rPr>
+        <w:t>CFP：现金流与市值之比</w:t>
+      </w:r>
+    </w:p>
+    <w:p>
+      <w:pPr>
+        <w:rPr>
+          <w:rFonts w:hint="eastAsia"/>
+        </w:rPr>
+      </w:pPr>
+      <w:r>
+        <w:rPr>
+          <w:rFonts w:hint="eastAsia"/>
+        </w:rPr>
+        <w:t>EP：盈利与市值之比</w:t>
+      </w:r>
+    </w:p>
+    <w:p>
+      <w:pPr>
+        <w:rPr>
+          <w:rFonts w:hint="eastAsia"/>
+        </w:rPr>
+      </w:pPr>
+      <w:r>
+        <w:rPr>
+          <w:rFonts w:hint="eastAsia"/>
+        </w:rPr>
+        <w:t>LEV：杠杆</w:t>
+      </w:r>
+    </w:p>
+    <w:p>
+      <w:pPr>
+        <w:rPr>
+          <w:rFonts w:hint="eastAsia"/>
+        </w:rPr>
+      </w:pPr>
+      <w:r>
+        <w:rPr>
+          <w:rFonts w:hint="eastAsia"/>
+        </w:rPr>
+        <w:t>SGR：销售收入增长</w:t>
+      </w:r>
+    </w:p>
+    <w:p>
+      <w:pPr>
+        <w:rPr>
+          <w:rFonts w:hint="eastAsia"/>
+        </w:rPr>
+      </w:pPr>
+      <w:r>
+        <w:rPr>
+          <w:rFonts w:hint="eastAsia"/>
+        </w:rPr>
+        <w:t>SP：销售收入与市值之比</w:t>
+      </w:r>
+    </w:p>
+    <w:p>
+      <w:pPr>
+        <w:rPr>
+          <w:rFonts w:hint="eastAsia"/>
+        </w:rPr>
+      </w:pPr>
+    </w:p>
+    <w:p>
+      <w:pPr>
+        <w:rPr>
+          <w:rFonts w:hint="eastAsia"/>
+        </w:rPr>
+      </w:pPr>
+      <w:r>
+        <w:rPr>
+          <w:rFonts w:hint="eastAsia"/>
+        </w:rPr>
+        <w:t>二、动量与盈余信息类：11项</w:t>
+      </w:r>
+    </w:p>
+    <w:p>
+      <w:pPr>
+        <w:rPr>
+          <w:rFonts w:hint="eastAsia"/>
+        </w:rPr>
+      </w:pPr>
+      <w:r>
+        <w:rPr>
+          <w:rFonts w:hint="eastAsia"/>
+        </w:rPr>
+        <w:lastRenderedPageBreak/>
+        <w:t>MOM1M：前一个月收益</w:t>
+      </w:r>
+    </w:p>
+    <w:p>
+      <w:pPr>
+        <w:rPr>
+          <w:rFonts w:hint="eastAsia"/>
+        </w:rPr>
+      </w:pPr>
+      <w:r>
+        <w:rPr>
+          <w:rFonts w:hint="eastAsia"/>
+        </w:rPr>
+        <w:t>MOM6M：过去第2—6个月累计收益</w:t>
+      </w:r>
+    </w:p>
+    <w:p>
+      <w:pPr>
+        <w:rPr>
+          <w:rFonts w:hint="eastAsia"/>
+        </w:rPr>
+      </w:pPr>
+      <w:r>
+        <w:rPr>
+          <w:rFonts w:hint="eastAsia"/>
+        </w:rPr>
+        <w:t>MOM12M：过去第2—12个月累计收益</w:t>
+      </w:r>
+    </w:p>
+    <w:p>
+      <w:pPr>
+        <w:rPr>
+          <w:rFonts w:hint="eastAsia"/>
+        </w:rPr>
+      </w:pPr>
+      <w:r>
+        <w:rPr>
+          <w:rFonts w:hint="eastAsia"/>
+        </w:rPr>
+        <w:t>MOM36M：过去第13—35个月累计收益</w:t>
+      </w:r>
+    </w:p>
+    <w:p>
+      <w:pPr>
+        <w:rPr>
+          <w:rFonts w:hint="eastAsia"/>
+        </w:rPr>
+      </w:pPr>
+      <w:r>
+        <w:rPr>
+          <w:rFonts w:hint="eastAsia"/>
+        </w:rPr>
+        <w:t>MOM60M：过去第13—60个月累计收益</w:t>
+      </w:r>
+    </w:p>
+    <w:p>
+      <w:pPr>
+        <w:rPr>
+          <w:rFonts w:hint="eastAsia"/>
+        </w:rPr>
+      </w:pPr>
+      <w:r>
+        <w:rPr>
+          <w:rFonts w:hint="eastAsia"/>
+        </w:rPr>
+        <w:t>NINCR：盈利连续增长次数</w:t>
+      </w:r>
+    </w:p>
+    <w:p>
+      <w:pPr>
+        <w:rPr>
+          <w:rFonts w:hint="eastAsia"/>
+        </w:rPr>
+      </w:pPr>
+      <w:r>
+        <w:rPr>
+          <w:rFonts w:hint="eastAsia"/>
+        </w:rPr>
+        <w:t>RSUP：收入意外</w:t>
+      </w:r>
+    </w:p>
+    <w:p>
+      <w:pPr>
+        <w:rPr>
+          <w:rFonts w:hint="eastAsia"/>
+        </w:rPr>
+      </w:pPr>
+      <w:r>
+        <w:rPr>
+          <w:rFonts w:hint="eastAsia"/>
+        </w:rPr>
+        <w:t>SUE：标准化未预期季度盈余</w:t>
+      </w:r>
+    </w:p>
+    <w:p>
+      <w:pPr>
+        <w:rPr>
+          <w:rFonts w:hint="eastAsia"/>
+        </w:rPr>
+      </w:pPr>
+      <w:r>
+        <w:rPr>
+          <w:rFonts w:hint="eastAsia"/>
+        </w:rPr>
+        <w:t>CHTX：所得税费用变化</w:t>
+      </w:r>
+    </w:p>
+    <w:p>
+      <w:pPr>
+        <w:rPr>
+          <w:rFonts w:hint="eastAsia"/>
+        </w:rPr>
+      </w:pPr>
+      <w:r>
+        <w:rPr>
+          <w:rFonts w:hint="eastAsia"/>
+        </w:rPr>
+        <w:t>SEAS1A：一年收益季节性</w:t>
+      </w:r>
+    </w:p>
+    <w:p>
+      <w:pPr>
+        <w:rPr>
+          <w:rFonts w:hint="eastAsia"/>
+        </w:rPr>
+      </w:pPr>
+      <w:r>
+        <w:rPr>
+          <w:rFonts w:hint="eastAsia"/>
+        </w:rPr>
+        <w:t>ABR：盈余公告附近的异常收益</w:t>
+      </w:r>
+    </w:p>
+    <w:p>
+      <w:pPr>
+        <w:rPr>
+          <w:rFonts w:hint="eastAsia"/>
+        </w:rPr>
+      </w:pPr>
+    </w:p>
+    <w:p>
+      <w:pPr>
+        <w:rPr>
+          <w:rFonts w:hint="eastAsia"/>
+        </w:rPr>
+      </w:pPr>
+      <w:r>
+        <w:rPr>
+          <w:rFonts w:hint="eastAsia"/>
+        </w:rPr>
+        <w:t>三、盈利与投资类：11项</w:t>
+      </w:r>
+    </w:p>
+    <w:p>
+      <w:pPr>
+        <w:rPr>
+          <w:rFonts w:hint="eastAsia"/>
+        </w:rPr>
+      </w:pPr>
+      <w:r>
+        <w:rPr>
+          <w:rFonts w:hint="eastAsia"/>
+        </w:rPr>
+        <w:t>ACC：经营应计</w:t>
+      </w:r>
+    </w:p>
+    <w:p>
+      <w:pPr>
+        <w:rPr>
+          <w:rFonts w:hint="eastAsia"/>
+        </w:rPr>
+      </w:pPr>
+      <w:r>
+        <w:rPr>
+          <w:rFonts w:hint="eastAsia"/>
+        </w:rPr>
+        <w:t>AGR：资产增长</w:t>
+      </w:r>
+    </w:p>
+    <w:p>
+      <w:pPr>
+        <w:rPr>
+          <w:rFonts w:hint="eastAsia"/>
+        </w:rPr>
+      </w:pPr>
+      <w:r>
+        <w:rPr>
+          <w:rFonts w:hint="eastAsia"/>
+        </w:rPr>
+        <w:t>ATO：资产周转率</w:t>
+      </w:r>
+    </w:p>
+    <w:p>
+      <w:pPr>
+        <w:rPr>
+          <w:rFonts w:hint="eastAsia"/>
+        </w:rPr>
+      </w:pPr>
+      <w:r>
+        <w:rPr>
+          <w:rFonts w:hint="eastAsia"/>
+        </w:rPr>
+        <w:t>CHPM：利润率变化</w:t>
+      </w:r>
+    </w:p>
+    <w:p>
+      <w:pPr>
+        <w:rPr>
+          <w:rFonts w:hint="eastAsia"/>
+        </w:rPr>
+      </w:pPr>
+      <w:r>
+        <w:rPr>
+          <w:rFonts w:hint="eastAsia"/>
+        </w:rPr>
+        <w:t>GMA：毛利盈利能力</w:t>
+      </w:r>
+    </w:p>
+    <w:p>
+      <w:pPr>
+        <w:rPr>
+          <w:rFonts w:hint="eastAsia"/>
+        </w:rPr>
+      </w:pPr>
+      <w:r>
+        <w:rPr>
+          <w:rFonts w:hint="eastAsia"/>
+        </w:rPr>
+        <w:t>LGR：长期债务增长</w:t>
+      </w:r>
+    </w:p>
+    <w:p>
+      <w:pPr>
+        <w:rPr>
+          <w:rFonts w:hint="eastAsia"/>
+        </w:rPr>
+      </w:pPr>
+      <w:r>
+        <w:rPr>
+          <w:rFonts w:hint="eastAsia"/>
+        </w:rPr>
+        <w:t>OP：经营盈利能力</w:t>
+      </w:r>
+    </w:p>
+    <w:p>
+      <w:pPr>
+        <w:rPr>
+          <w:rFonts w:hint="eastAsia"/>
+        </w:rPr>
+      </w:pPr>
+      <w:r>
+        <w:rPr>
+          <w:rFonts w:hint="eastAsia"/>
+        </w:rPr>
+        <w:t>PCTACC：经营应计占比</w:t>
+      </w:r>
+    </w:p>
+    <w:p>
+      <w:pPr>
+        <w:rPr>
+          <w:rFonts w:hint="eastAsia"/>
+        </w:rPr>
+      </w:pPr>
+      <w:r>
+        <w:rPr>
+          <w:rFonts w:hint="eastAsia"/>
+        </w:rPr>
+        <w:t>PM：利润率</w:t>
+      </w:r>
+    </w:p>
+    <w:p>
+      <w:pPr>
+        <w:rPr>
+          <w:rFonts w:hint="eastAsia"/>
+        </w:rPr>
+      </w:pPr>
+      <w:r>
+        <w:rPr>
+          <w:rFonts w:hint="eastAsia"/>
+        </w:rPr>
+        <w:t>ROA：总资产收益率</w:t>
+      </w:r>
+    </w:p>
+    <w:p>
+      <w:pPr>
+        <w:rPr>
+          <w:rFonts w:hint="eastAsia"/>
+        </w:rPr>
+      </w:pPr>
+      <w:r>
+        <w:rPr>
+          <w:rFonts w:hint="eastAsia"/>
+        </w:rPr>
+        <w:t>ROE：净资产收益率</w:t>
+      </w:r>
+    </w:p>
+    <w:p>
+      <w:pPr>
+        <w:rPr>
+          <w:rFonts w:hint="eastAsia"/>
+        </w:rPr>
+      </w:pPr>
+    </w:p>
+    <w:p>
+      <w:pPr>
+        <w:rPr>
+          <w:rFonts w:hint="eastAsia"/>
+        </w:rPr>
+      </w:pPr>
+      <w:r>
+        <w:rPr>
+          <w:rFonts w:hint="eastAsia"/>
+        </w:rPr>
+        <w:t>四、交易与风险类：10项</w:t>
+      </w:r>
+    </w:p>
+    <w:p>
+      <w:pPr>
+        <w:rPr>
+          <w:rFonts w:hint="eastAsia"/>
+        </w:rPr>
+      </w:pPr>
+      <w:r>
+        <w:rPr>
+          <w:rFonts w:hint="eastAsia"/>
+        </w:rPr>
+        <w:t>BETA：市场风险暴露</w:t>
+      </w:r>
+    </w:p>
+    <w:p>
+      <w:pPr>
+        <w:rPr>
+          <w:rFonts w:hint="eastAsia"/>
+        </w:rPr>
+      </w:pPr>
+      <w:r>
+        <w:rPr>
+          <w:rFonts w:hint="eastAsia"/>
+        </w:rPr>
+        <w:lastRenderedPageBreak/>
+        <w:t>ILL：非流动性</w:t>
+      </w:r>
+    </w:p>
+    <w:p>
+      <w:pPr>
+        <w:rPr>
+          <w:rFonts w:hint="eastAsia"/>
+        </w:rPr>
+      </w:pPr>
+      <w:r>
+        <w:rPr>
+          <w:rFonts w:hint="eastAsia"/>
+        </w:rPr>
+        <w:t>MAXRET：最大日收益</w:t>
+      </w:r>
+    </w:p>
+    <w:p>
+      <w:pPr>
+        <w:rPr>
+          <w:rFonts w:hint="eastAsia"/>
+        </w:rPr>
+      </w:pPr>
+      <w:r>
+        <w:rPr>
+          <w:rFonts w:hint="eastAsia"/>
+        </w:rPr>
+        <w:t>DOLVOL：成交金额（中国样本采用人民币口径）</w:t>
+      </w:r>
+    </w:p>
+    <w:p>
+      <w:pPr>
+        <w:rPr>
+          <w:rFonts w:hint="eastAsia"/>
+        </w:rPr>
+      </w:pPr>
+      <w:r>
+        <w:rPr>
+          <w:rFonts w:hint="eastAsia"/>
+        </w:rPr>
+        <w:t>RVARCAPM：CAPM特质波动率</w:t>
+      </w:r>
+    </w:p>
+    <w:p>
+      <w:pPr>
+        <w:rPr>
+          <w:rFonts w:hint="eastAsia"/>
+        </w:rPr>
+      </w:pPr>
+      <w:r>
+        <w:rPr>
+          <w:rFonts w:hint="eastAsia"/>
+        </w:rPr>
+        <w:t>RVARFF3：三因子残差风险</w:t>
+      </w:r>
+    </w:p>
+    <w:p>
+      <w:pPr>
+        <w:rPr>
+          <w:rFonts w:hint="eastAsia"/>
+        </w:rPr>
+      </w:pPr>
+      <w:r>
+        <w:rPr>
+          <w:rFonts w:hint="eastAsia"/>
+        </w:rPr>
+        <w:t>SVAR：收益方差</w:t>
+      </w:r>
+    </w:p>
+    <w:p>
+      <w:pPr>
+        <w:rPr>
+          <w:rFonts w:hint="eastAsia"/>
+        </w:rPr>
+      </w:pPr>
+      <w:r>
+        <w:rPr>
+          <w:rFonts w:hint="eastAsia"/>
+        </w:rPr>
+        <w:t>STDDOLVOL：成交金额标准差</w:t>
+      </w:r>
+    </w:p>
+    <w:p>
+      <w:pPr>
+        <w:rPr>
+          <w:rFonts w:hint="eastAsia"/>
+        </w:rPr>
+      </w:pPr>
+      <w:r>
+        <w:rPr>
+          <w:rFonts w:hint="eastAsia"/>
+        </w:rPr>
+        <w:t>STDTURN：换手率标准差</w:t>
+      </w:r>
+    </w:p>
+    <w:p>
+      <w:pPr>
+        <w:rPr>
+          <w:rFonts w:hint="eastAsia"/>
+        </w:rPr>
+      </w:pPr>
+      <w:r>
+        <w:rPr>
+          <w:rFonts w:hint="eastAsia"/>
+        </w:rPr>
+        <w:t>TURN：换手率</w:t>
+      </w:r>
+    </w:p>
+    <w:p>
+      <w:pPr>
+        <w:rPr>
+          <w:rFonts w:hint="eastAsia"/>
+        </w:rPr>
+      </w:pPr>
+    </w:p>
+    <w:p>
+      <w:pPr>
+        <w:rPr>
+          <w:rFonts w:hint="eastAsia"/>
+        </w:rPr>
+      </w:pPr>
+      <w:r>
+        <w:rPr>
+          <w:rFonts w:hint="eastAsia"/>
+        </w:rPr>
+        <w:t>五、暂不计入40项的候选特征</w:t>
+      </w:r>
+    </w:p>
+    <w:p>
+      <w:pPr>
+        <w:rPr>
+          <w:rFonts w:hint="eastAsia"/>
+        </w:rPr>
+      </w:pPr>
+      <w:r>
+        <w:rPr>
+          <w:rFonts w:hint="eastAsia"/>
+        </w:rPr>
+        <w:t>ALM、CASHDEBT、CHCSHO、CINVEST、DY、GRLTNOA、NI、NOA、PS、RNA、ZEROTRADE，共11项。</w:t>
+      </w:r>
+    </w:p>
+    <w:p>
+      <w:pPr>
+        <w:rPr>
+          <w:rFonts w:hint="eastAsia"/>
+        </w:rPr>
+      </w:pPr>
+      <w:r>
+        <w:rPr>
+          <w:rFonts w:hint="eastAsia"/>
+        </w:rPr>
+        <w:t>这些指标需要进一步核对原始定义、财务分项、股份调整或停牌与零交易的记录方式，确认后再决定是否加入。</w:t>
+      </w:r>
+    </w:p>
+    <w:p>
+      <w:pPr>
+        <w:rPr>
+          <w:rFonts w:hint="eastAsia"/>
+        </w:rPr>
+      </w:pPr>
+    </w:p>
+    <w:p>
+      <w:pPr>
+        <w:rPr>
+          <w:rFonts w:hint="eastAsia"/>
+        </w:rPr>
+      </w:pPr>
+      <w:r>
+        <w:rPr>
+          <w:rFonts w:hint="eastAsia"/>
+        </w:rPr>
+        <w:t>六、当前不纳入长样本核心方案的特征</w:t>
+      </w:r>
+    </w:p>
+    <w:p>
+      <w:pPr>
+        <w:rPr>
+          <w:rFonts w:hint="eastAsia"/>
+        </w:rPr>
+      </w:pPr>
+      <w:r>
+        <w:rPr>
+          <w:rFonts w:hint="eastAsia"/>
+        </w:rPr>
+        <w:t>BMIA、MEIA、HERF：缺少历史行业分类。</w:t>
+      </w:r>
+    </w:p>
+    <w:p>
+      <w:pPr>
+        <w:rPr>
+          <w:rFonts w:hint="eastAsia"/>
+        </w:rPr>
+      </w:pPr>
+      <w:r>
+        <w:rPr>
+          <w:rFonts w:hint="eastAsia"/>
+        </w:rPr>
+        <w:t>BASPREAD：缺少买卖报价；高低价估计只能作为代理指标。</w:t>
+      </w:r>
+    </w:p>
+    <w:p>
+      <w:pPr>
+        <w:rPr>
+          <w:rFonts w:hint="eastAsia"/>
+        </w:rPr>
+      </w:pPr>
+      <w:r>
+        <w:rPr>
+          <w:rFonts w:hint="eastAsia"/>
+        </w:rPr>
+        <w:t>ADM、DEPR、HIRE、RE：尚未取得广告费用、折旧、员工人数或分析师预测的专用源数据。</w:t>
+      </w:r>
+    </w:p>
+    <w:p>
+      <w:pPr>
+        <w:rPr>
+          <w:rFonts w:hint="eastAsia"/>
+        </w:rPr>
+      </w:pPr>
+      <w:r>
+        <w:rPr>
+          <w:rFonts w:hint="eastAsia"/>
+        </w:rPr>
+        <w:t>RDSALE、RDM：利润表研发费用字段从2018年起使用，不支持长样本一致覆盖；费用化研发也不等于全部研发投入。</w:t>
+      </w:r>
+    </w:p>
+    <w:p>
+      <w:pPr>
+        <w:rPr>
+          <w:rFonts w:hint="eastAsia"/>
+        </w:rPr>
+      </w:pPr>
+    </w:p>
+    <w:p>
+      <w:pPr>
+        <w:rPr>
+          <w:rFonts w:hint="eastAsia"/>
+        </w:rPr>
+      </w:pPr>
     </w:p>
     <w:sectPr>
       <w:pgSz w:w="11906" w:h="16838"/>
